--- a/data/cvs/cv_133_Hiflylabs_Senior_AI_consultant_GenAI_Product_Owner.docx
+++ b/data/cvs/cv_133_Hiflylabs_Senior_AI_consultant_GenAI_Product_Owner.docx
@@ -86,7 +86,7 @@
         <w:rPr>
           <w:sz w:val="20"/>
         </w:rPr>
-        <w:t>Full Stack Developer and AI engineer with a diverse toolkit spanning Python, React, Node.js, PostgreSQL, and more. I've built full-stack applications, from Python backends and REST APIs to React frontends, for clients across banking, retail, and corporate sectors. Currently, I'm at Copy Cat Group, where I'm integrating AI-driven automation into enterprise systems, including a live SAP API integration and an AI-powered tender scraping pipeline.</w:t>
+        <w:t>AI engineer and Full Stack Developer with a focus on AI-driven automation and product development. I have experience building agentic systems, LLM-powered pipelines, and automation tools across various industries, including finance, retail, and tech. My recent work includes integrating AI into enterprise applications, designing system architectures, and developing AI-powered tender scraping pipelines. I am skilled in Python, JavaScript, and React, with a strong background in data annotation, model evaluation, and prompt engineering.</w:t>
       </w:r>
     </w:p>
     <w:p>
@@ -209,7 +209,7 @@
         <w:rPr>
           <w:sz w:val="20"/>
         </w:rPr>
-        <w:t>n8n, Playwright, APScheduler, Web Scraping, REST APIs</w:t>
+        <w:t>n8n, Playwright, APScheduler, Web Scraping, REST APIs, Git, GitHub, Postman, VS Code, Jira, Trello, Slack, HubSpot, Figma, Docker</w:t>
       </w:r>
     </w:p>
     <w:p>
@@ -227,7 +227,7 @@
         <w:rPr>
           <w:sz w:val="20"/>
         </w:rPr>
-        <w:t>Oracle Cloud, Google Cloud Platform, Git, GitHub, CI/CD, Docker</w:t>
+        <w:t>Oracle Cloud, Google Cloud Platform, CI/CD, Git-based workflows</w:t>
       </w:r>
     </w:p>
     <w:p>
@@ -245,7 +245,7 @@
         <w:rPr>
           <w:sz w:val="20"/>
         </w:rPr>
-        <w:t>AI-driven product management, AI data analytics, Generative AI (GenAI), strategic thinking, problem-solving, decision-making, C-level executive engagement, business challenge translation, AI-powered opportunities, presentation skills, storytelling skills, English proficiency, adaptability, proactive mindset, AI innovation, consulting, financial services, Machine Learning</w:t>
+        <w:t>AI-driven product management, AI data analytics, Generative AI (GenAI), Strategic thinking, Problem-solving, Decision-making, C-level executive engagement, Business challenge translation, AI-powered opportunities, Presentation skills, Storytelling, English proficiency, Adaptability, Proactive mindset, AI innovation, Machine Learning</w:t>
       </w:r>
     </w:p>
     <w:p>
@@ -263,7 +263,7 @@
         <w:rPr>
           <w:sz w:val="20"/>
         </w:rPr>
-        <w:t>NLP, GenAI tools, data governance, AI ethics, regulatory frameworks, Data Warehousing, Business Intelligence, Data Analytics, mentoring, professional growth, innovation, Agile, project management, stakeholder management, roadmap planning, execution strategies, solution delivery, banking ecosystems</w:t>
+        <w:t>NLP, GenAI tools, Data governance, AI ethics, Regulatory frameworks, Data Warehousing, Business Intelligence, Data Analytics, Data engineering, Data science, Application development, Mentoring, Professional growth, Innovation, AI Projects, Work Culture</w:t>
       </w:r>
     </w:p>
     <w:p>
@@ -313,7 +313,7 @@
         <w:rPr>
           <w:sz w:val="20"/>
         </w:rPr>
-        <w:t>Integrating SAP APIs with an internal Credit Control System to automate processes for OA and IT business units.</w:t>
+        <w:t>Integrating SAP APIs with an internal Credit Control System, automating processes for OA and IT business units.</w:t>
       </w:r>
     </w:p>
     <w:p>
@@ -325,7 +325,7 @@
         <w:rPr>
           <w:sz w:val="20"/>
         </w:rPr>
-        <w:t>Authoring technical documentation: BRD, SDD, and system design documents for enterprise architecture and project scoping.</w:t>
+        <w:t>Designing and documenting system architectures, including Application, Data, Integration, and Security layers.</w:t>
       </w:r>
     </w:p>
     <w:p>
@@ -337,7 +337,19 @@
         <w:rPr>
           <w:sz w:val="20"/>
         </w:rPr>
-        <w:t>Designing and prototyping an AI-powered tender scraping pipeline to automate tender opportunity discovery and processing.</w:t>
+        <w:t>Building an AI-powered tender scraping pipeline, automating tender discovery and processing with agentic systems.</w:t>
+      </w:r>
+    </w:p>
+    <w:p>
+      <w:pPr>
+        <w:pStyle w:val="ListBullet"/>
+        <w:spacing w:before="0" w:after="20"/>
+      </w:pPr>
+      <w:r>
+        <w:rPr>
+          <w:sz w:val="20"/>
+        </w:rPr>
+        <w:t>Developing and maintaining full-stack applications, ensuring usability, accessibility, and responsiveness.</w:t>
       </w:r>
     </w:p>
     <w:p>
@@ -407,7 +419,7 @@
         <w:rPr>
           <w:sz w:val="20"/>
         </w:rPr>
-        <w:t>Built and delivered full-stack solutions, including UI components and API optimisation, for diverse U.S. clients.</w:t>
+        <w:t>Delivering full-stack solutions, optimising UI components, APIs, and CMS-based systems for diverse clients.</w:t>
       </w:r>
     </w:p>
     <w:p>
@@ -442,7 +454,7 @@
         <w:rPr>
           <w:sz w:val="20"/>
         </w:rPr>
-        <w:t>Performed intent detection and slot tagging for health and agriculture AI systems, ensuring multilingual annotation quality.</w:t>
+        <w:t>Performing intent detection, slot tagging, and utterance verification for health and agriculture AI systems.</w:t>
       </w:r>
     </w:p>
     <w:p>
